--- a/KURSACH/ГЧ2 - Архитектура.docx
+++ b/KURSACH/ГЧ2 - Архитектура.docx
@@ -4318,25 +4318,15 @@
                                 <w:szCs w:val="24"/>
                                 <w:lang w:val="ru-RU"/>
                               </w:rPr>
-                              <w:t>Диаграмма</w:t>
+                              <w:t>Архитектурная</w:t>
                             </w:r>
                             <w:r>
                               <w:rPr>
                                 <w:rFonts w:ascii="Times New Roman" w:hAnsi="Times New Roman"/>
                                 <w:sz w:val="24"/>
                                 <w:szCs w:val="24"/>
-                                <w:lang w:val="ru-RU"/>
-                              </w:rPr>
-                              <w:t xml:space="preserve"> </w:t>
-                            </w:r>
-                            <w:r>
-                              <w:rPr>
-                                <w:rFonts w:ascii="Times New Roman" w:hAnsi="Times New Roman"/>
-                                <w:sz w:val="24"/>
-                                <w:szCs w:val="24"/>
-                                <w:lang w:val="ru-RU"/>
-                              </w:rPr>
-                              <w:t>архитектуры</w:t>
+                              </w:rPr>
+                              <w:t xml:space="preserve"> схема</w:t>
                             </w:r>
                             <w:r>
                               <w:rPr>
@@ -4410,25 +4400,15 @@
                           <w:szCs w:val="24"/>
                           <w:lang w:val="ru-RU"/>
                         </w:rPr>
-                        <w:t>Диаграмма</w:t>
+                        <w:t>Архитектурная</w:t>
                       </w:r>
                       <w:r>
                         <w:rPr>
                           <w:rFonts w:ascii="Times New Roman" w:hAnsi="Times New Roman"/>
                           <w:sz w:val="24"/>
                           <w:szCs w:val="24"/>
-                          <w:lang w:val="ru-RU"/>
-                        </w:rPr>
-                        <w:t xml:space="preserve"> </w:t>
-                      </w:r>
-                      <w:r>
-                        <w:rPr>
-                          <w:rFonts w:ascii="Times New Roman" w:hAnsi="Times New Roman"/>
-                          <w:sz w:val="24"/>
-                          <w:szCs w:val="24"/>
-                          <w:lang w:val="ru-RU"/>
-                        </w:rPr>
-                        <w:t>архитектуры</w:t>
+                        </w:rPr>
+                        <w:t xml:space="preserve"> схема</w:t>
                       </w:r>
                       <w:r>
                         <w:rPr>
@@ -4458,7 +4438,18 @@
                           <w:szCs w:val="24"/>
                           <w:lang w:val="ru-RU"/>
                         </w:rPr>
-                        <w:t>веб-приложения</w:t>
+                        <w:t>веб-пр</w:t>
+                      </w:r>
+                      <w:bookmarkStart w:id="3" w:name="_GoBack"/>
+                      <w:bookmarkEnd w:id="3"/>
+                      <w:r>
+                        <w:rPr>
+                          <w:rFonts w:ascii="Times New Roman" w:hAnsi="Times New Roman"/>
+                          <w:sz w:val="24"/>
+                          <w:szCs w:val="24"/>
+                          <w:lang w:val="ru-RU"/>
+                        </w:rPr>
+                        <w:t>иложения</w:t>
                       </w:r>
                     </w:p>
                   </w:txbxContent>
@@ -6734,16 +6725,15 @@
         </w:rPr>
         <w:t xml:space="preserve"> </w:t>
       </w:r>
-      <w:bookmarkStart w:id="2" w:name="_GoBack"/>
       <w:r>
         <w:rPr>
           <w:noProof/>
           <w:lang w:val="ru-RU"/>
         </w:rPr>
         <w:drawing>
-          <wp:inline distT="0" distB="0" distL="0" distR="0" wp14:anchorId="4C59C2E6" wp14:editId="3AB9A3A4">
-            <wp:extent cx="12434816" cy="4229100"/>
-            <wp:effectExtent l="0" t="0" r="5080" b="0"/>
+          <wp:inline distT="0" distB="0" distL="0" distR="0" wp14:anchorId="1911BD7D" wp14:editId="506E6F56">
+            <wp:extent cx="13022950" cy="4429125"/>
+            <wp:effectExtent l="0" t="0" r="7620" b="0"/>
             <wp:docPr id="1" name="Рисунок 1"/>
             <wp:cNvGraphicFramePr>
               <a:graphicFrameLocks xmlns:a="http://schemas.openxmlformats.org/drawingml/2006/main" noChangeAspect="1"/>
@@ -6770,7 +6760,7 @@
                   <pic:spPr>
                     <a:xfrm>
                       <a:off x="0" y="0"/>
-                      <a:ext cx="12502617" cy="4252159"/>
+                      <a:ext cx="13046213" cy="4437037"/>
                     </a:xfrm>
                     <a:prstGeom prst="rect">
                       <a:avLst/>
@@ -6782,7 +6772,8 @@
           </wp:inline>
         </w:drawing>
       </w:r>
-      <w:bookmarkEnd w:id="2"/>
+      <w:bookmarkStart w:id="1" w:name="_GoBack"/>
+      <w:bookmarkEnd w:id="1"/>
     </w:p>
     <w:sectPr>
       <w:pgSz w:w="23811" w:h="16838" w:orient="landscape" w:code="8"/>
@@ -7552,7 +7543,7 @@
 </file>
 
 <file path=customXml/itemProps1.xml><?xml version="1.0" encoding="utf-8"?>
-<ds:datastoreItem xmlns:ds="http://schemas.openxmlformats.org/officeDocument/2006/customXml" ds:itemID="{7547E2BA-38FB-4B82-ADD9-464F5CB5B779}">
+<ds:datastoreItem xmlns:ds="http://schemas.openxmlformats.org/officeDocument/2006/customXml" ds:itemID="{53F4DB52-5D2A-4C23-BC20-6263367A103E}">
   <ds:schemaRefs>
     <ds:schemaRef ds:uri="http://schemas.openxmlformats.org/officeDocument/2006/bibliography"/>
   </ds:schemaRefs>
